--- a/10/tendencii-razvitiya/Вариант 12.docx
+++ b/10/tendencii-razvitiya/Вариант 12.docx
@@ -85,7 +85,27 @@
     </w:p>
     <w:p>
       <w:r>
+        <w:t>1.1. Обновления безопасности.................................3</w:t>
+      </w:r>
+    </w:p>
+    <w:p>
+      <w:r>
+        <w:t>1.2. Исправления, возможности, базы..........................3</w:t>
+      </w:r>
+    </w:p>
+    <w:p>
+      <w:r>
         <w:t>2. Стоит ли обновляться сразу................................4</w:t>
+      </w:r>
+    </w:p>
+    <w:p>
+      <w:r>
+        <w:t>2.1. Цена немедленного обновления............................4</w:t>
+      </w:r>
+    </w:p>
+    <w:p>
+      <w:r>
+        <w:t>2.2. Разумная схема..........................................4</w:t>
       </w:r>
     </w:p>
     <w:p>
@@ -131,8 +151,18 @@
     <w:p/>
     <w:p>
       <w:r>
+        <w:t>1.1. Обновления безопасности</w:t>
+      </w:r>
+    </w:p>
+    <w:p>
+      <w:r>
         <w:tab/>
         <w:t>Обновления безопасности закрывают найденные уязвимости — ошибки, позволяющие постороннему получить доступ к системе или данным. Их выпускают быстро  и вне очереди, потому что после публикации   сведений об  уязвимости попытки ею воспользоваться начинаются почти сразу.</w:t>
+      </w:r>
+    </w:p>
+    <w:p>
+      <w:r>
+        <w:t>1.2. Исправления, возможности, базы</w:t>
       </w:r>
     </w:p>
     <w:p>
@@ -156,12 +186,22 @@
     <w:p/>
     <w:p>
       <w:r>
+        <w:t>2.1. Цена немедленного обновления</w:t>
+      </w:r>
+    </w:p>
+    <w:p>
+      <w:r>
         <w:t>У немедленного обновления есть цена: новая версия может работать хуже прежней, а перезапуск в неподходящий момент прерывает работу. Организации поэтому обновляются не сразу, а после проверки на нескольких машинах, и предпочитают делать это по расписанию.</w:t>
       </w:r>
     </w:p>
     <w:p>
       <w:r>
         <w:t>Однако к обновлениям безопасности это  не относится: промежуток между   публикацией уязвимости и появлением программ, её  использующих, измеряется днями, а иногда часами. Здесь откладывание — самостоятельный риск.</w:t>
+      </w:r>
+    </w:p>
+    <w:p>
+      <w:r>
+        <w:t>2.2. Разумная схема</w:t>
       </w:r>
     </w:p>
     <w:p>
